--- a/TextBook/DOTween.docx
+++ b/TextBook/DOTween.docx
@@ -12,7 +12,6 @@
           <w:szCs w:val="40"/>
         </w:rPr>
       </w:pPr>
-      <w:proofErr w:type="spellStart"/>
       <w:r>
         <w:rPr>
           <w:b/>
@@ -20,27 +19,85 @@
           <w:sz w:val="32"/>
           <w:szCs w:val="40"/>
         </w:rPr>
-        <w:t>UniTask</w:t>
-      </w:r>
-      <w:proofErr w:type="spellEnd"/>
-      <w:r>
-        <w:rPr>
+        <w:t>DOTween</w:t>
+      </w:r>
+      <w:r>
+        <w:rPr>
+          <w:rFonts w:hint="eastAsia"/>
           <w:b/>
           <w:bCs/>
           <w:sz w:val="32"/>
           <w:szCs w:val="40"/>
         </w:rPr>
-        <w:t>(async/await)</w:t>
-      </w:r>
-      <w:r>
-        <w:rPr>
-          <w:rFonts w:hint="eastAsia"/>
+        <w:t>さまさま！</w:t>
+      </w:r>
+    </w:p>
+    <w:p>
+      <w:pPr>
+        <w:jc w:val="center"/>
+        <w:rPr>
           <w:b/>
           <w:bCs/>
           <w:sz w:val="32"/>
           <w:szCs w:val="40"/>
         </w:rPr>
-        <w:t>を使った非同期処理</w:t>
+      </w:pPr>
+      <w:r>
+        <w:rPr>
+          <w:rFonts w:hint="eastAsia"/>
+          <w:b/>
+          <w:bCs/>
+          <w:sz w:val="32"/>
+          <w:szCs w:val="40"/>
+        </w:rPr>
+        <w:t>コード</w:t>
+      </w:r>
+      <w:r>
+        <w:rPr>
+          <w:b/>
+          <w:bCs/>
+          <w:sz w:val="32"/>
+          <w:szCs w:val="40"/>
+        </w:rPr>
+        <w:t>1</w:t>
+      </w:r>
+      <w:r>
+        <w:rPr>
+          <w:rFonts w:hint="eastAsia"/>
+          <w:b/>
+          <w:bCs/>
+          <w:sz w:val="32"/>
+          <w:szCs w:val="40"/>
+        </w:rPr>
+        <w:t>行で実現する、気持ちの良い</w:t>
+      </w:r>
+      <w:r>
+        <w:rPr>
+          <w:b/>
+          <w:bCs/>
+          <w:sz w:val="32"/>
+          <w:szCs w:val="40"/>
+        </w:rPr>
+        <w:t>UI</w:t>
+      </w:r>
+      <w:r>
+        <w:rPr>
+          <w:rFonts w:hint="eastAsia"/>
+          <w:b/>
+          <w:bCs/>
+          <w:sz w:val="32"/>
+          <w:szCs w:val="40"/>
+        </w:rPr>
+        <w:t>・演出の作り方</w:t>
+      </w:r>
+      <w:r>
+        <w:rPr>
+          <w:b/>
+          <w:bCs/>
+          <w:sz w:val="32"/>
+          <w:szCs w:val="40"/>
+        </w:rPr>
+        <w:t xml:space="preserve"> </w:t>
       </w:r>
     </w:p>
     <w:p>
@@ -156,6 +213,247 @@
       <w:pPr>
         <w:pStyle w:val="a9"/>
         <w:numPr>
+          <w:ilvl w:val="1"/>
+          <w:numId w:val="1"/>
+        </w:numPr>
+      </w:pPr>
+      <w:r>
+        <w:rPr>
+          <w:rFonts w:hint="eastAsia"/>
+        </w:rPr>
+        <w:t>今回すること</w:t>
+      </w:r>
+    </w:p>
+    <w:p>
+      <w:pPr>
+        <w:pStyle w:val="a9"/>
+        <w:numPr>
+          <w:ilvl w:val="1"/>
+          <w:numId w:val="1"/>
+        </w:numPr>
+        <w:rPr>
+          <w:rFonts w:hint="eastAsia"/>
+        </w:rPr>
+      </w:pPr>
+      <w:r>
+        <w:rPr>
+          <w:rFonts w:hint="eastAsia"/>
+        </w:rPr>
+        <w:t>気持ち</w:t>
+      </w:r>
+      <w:proofErr w:type="gramStart"/>
+      <w:r>
+        <w:rPr>
+          <w:rFonts w:hint="eastAsia"/>
+        </w:rPr>
+        <w:t>良いの</w:t>
+      </w:r>
+      <w:proofErr w:type="gramEnd"/>
+      <w:r>
+        <w:rPr>
+          <w:rFonts w:hint="eastAsia"/>
+        </w:rPr>
+        <w:t>招待</w:t>
+      </w:r>
+    </w:p>
+    <w:p>
+      <w:pPr>
+        <w:pStyle w:val="a9"/>
+        <w:numPr>
+          <w:ilvl w:val="0"/>
+          <w:numId w:val="1"/>
+        </w:numPr>
+      </w:pPr>
+      <w:r>
+        <w:t>DOTween</w:t>
+      </w:r>
+      <w:r>
+        <w:rPr>
+          <w:rFonts w:hint="eastAsia"/>
+        </w:rPr>
+        <w:t>とは</w:t>
+      </w:r>
+    </w:p>
+    <w:p>
+      <w:pPr>
+        <w:pStyle w:val="a9"/>
+        <w:numPr>
+          <w:ilvl w:val="1"/>
+          <w:numId w:val="1"/>
+        </w:numPr>
+      </w:pPr>
+      <w:r>
+        <w:rPr>
+          <w:rFonts w:hint="eastAsia"/>
+        </w:rPr>
+        <w:t>概要</w:t>
+      </w:r>
+    </w:p>
+    <w:p>
+      <w:pPr>
+        <w:pStyle w:val="a9"/>
+        <w:numPr>
+          <w:ilvl w:val="1"/>
+          <w:numId w:val="1"/>
+        </w:numPr>
+      </w:pPr>
+      <w:r>
+        <w:rPr>
+          <w:rFonts w:hint="eastAsia"/>
+        </w:rPr>
+        <w:t>メリット</w:t>
+      </w:r>
+    </w:p>
+    <w:p>
+      <w:pPr>
+        <w:pStyle w:val="a9"/>
+        <w:numPr>
+          <w:ilvl w:val="0"/>
+          <w:numId w:val="1"/>
+        </w:numPr>
+      </w:pPr>
+      <w:r>
+        <w:rPr>
+          <w:rFonts w:hint="eastAsia"/>
+        </w:rPr>
+        <w:t>処理の書き方</w:t>
+      </w:r>
+    </w:p>
+    <w:p>
+      <w:pPr>
+        <w:pStyle w:val="a9"/>
+        <w:numPr>
+          <w:ilvl w:val="1"/>
+          <w:numId w:val="1"/>
+        </w:numPr>
+      </w:pPr>
+      <w:r>
+        <w:rPr>
+          <w:rFonts w:hint="eastAsia"/>
+        </w:rPr>
+        <w:t>メソッドの紹介</w:t>
+      </w:r>
+    </w:p>
+    <w:p>
+      <w:pPr>
+        <w:pStyle w:val="a9"/>
+        <w:numPr>
+          <w:ilvl w:val="0"/>
+          <w:numId w:val="1"/>
+        </w:numPr>
+      </w:pPr>
+      <w:r>
+        <w:t>Sequence</w:t>
+      </w:r>
+      <w:r>
+        <w:rPr>
+          <w:rFonts w:hint="eastAsia"/>
+        </w:rPr>
+        <w:t>とは</w:t>
+      </w:r>
+    </w:p>
+    <w:p>
+      <w:pPr>
+        <w:pStyle w:val="a9"/>
+        <w:numPr>
+          <w:ilvl w:val="1"/>
+          <w:numId w:val="1"/>
+        </w:numPr>
+      </w:pPr>
+      <w:r>
+        <w:rPr>
+          <w:rFonts w:hint="eastAsia"/>
+        </w:rPr>
+        <w:t>概要</w:t>
+      </w:r>
+    </w:p>
+    <w:p>
+      <w:pPr>
+        <w:pStyle w:val="a9"/>
+        <w:numPr>
+          <w:ilvl w:val="1"/>
+          <w:numId w:val="1"/>
+        </w:numPr>
+      </w:pPr>
+      <w:r>
+        <w:rPr>
+          <w:rFonts w:hint="eastAsia"/>
+        </w:rPr>
+        <w:t>書き方</w:t>
+      </w:r>
+    </w:p>
+    <w:p>
+      <w:pPr>
+        <w:pStyle w:val="a9"/>
+        <w:numPr>
+          <w:ilvl w:val="1"/>
+          <w:numId w:val="1"/>
+        </w:numPr>
+      </w:pPr>
+      <w:r>
+        <w:rPr>
+          <w:rFonts w:hint="eastAsia"/>
+        </w:rPr>
+        <w:t>便利機能</w:t>
+      </w:r>
+    </w:p>
+    <w:p>
+      <w:pPr>
+        <w:pStyle w:val="a9"/>
+        <w:numPr>
+          <w:ilvl w:val="0"/>
+          <w:numId w:val="1"/>
+        </w:numPr>
+      </w:pPr>
+      <w:r>
+        <w:rPr>
+          <w:rFonts w:hint="eastAsia"/>
+        </w:rPr>
+        <w:t>イージング</w:t>
+      </w:r>
+    </w:p>
+    <w:p>
+      <w:pPr>
+        <w:pStyle w:val="a9"/>
+        <w:numPr>
+          <w:ilvl w:val="0"/>
+          <w:numId w:val="1"/>
+        </w:numPr>
+        <w:rPr>
+          <w:rFonts w:hint="eastAsia"/>
+        </w:rPr>
+      </w:pPr>
+      <w:proofErr w:type="spellStart"/>
+      <w:r>
+        <w:t>LetsTry</w:t>
+      </w:r>
+      <w:proofErr w:type="spellEnd"/>
+      <w:r>
+        <w:t xml:space="preserve"> ~</w:t>
+      </w:r>
+      <w:r>
+        <w:rPr>
+          <w:rFonts w:hint="eastAsia"/>
+        </w:rPr>
+        <w:t>動く</w:t>
+      </w:r>
+      <w:r>
+        <w:t>UI</w:t>
+      </w:r>
+      <w:r>
+        <w:rPr>
+          <w:rFonts w:hint="eastAsia"/>
+        </w:rPr>
+        <w:t>ボタンの作成</w:t>
+      </w:r>
+      <w:r>
+        <w:t>~</w:t>
+      </w:r>
+    </w:p>
+    <w:p>
+      <w:pPr>
+        <w:pStyle w:val="a9"/>
+        <w:numPr>
           <w:ilvl w:val="0"/>
           <w:numId w:val="1"/>
         </w:numPr>
@@ -199,28 +497,14 @@
         <w:rPr>
           <w:rFonts w:hint="eastAsia"/>
         </w:rPr>
-        <w:t>今回は、</w:t>
-      </w:r>
-      <w:proofErr w:type="spellStart"/>
-      <w:r>
-        <w:t>UniTask</w:t>
-      </w:r>
-      <w:proofErr w:type="spellEnd"/>
-      <w:r>
-        <w:t>(async/await)</w:t>
-      </w:r>
-      <w:r>
-        <w:rPr>
-          <w:rFonts w:hint="eastAsia"/>
-        </w:rPr>
-        <w:t>を使って、値の変化をより効率よく管理しよう！というテーマです。</w:t>
+        <w:t>今回は、というテーマです。</w:t>
       </w:r>
     </w:p>
     <w:p/>
     <w:p/>
-    <w:p>
-      <w:bookmarkStart w:id="1" w:name="まとめ"/>
-      <w:r>
+    <w:p/>
+    <w:p>
+      <w:pPr>
         <w:rPr>
           <w:rFonts w:hint="eastAsia"/>
           <w:b/>
@@ -228,23 +512,16 @@
           <w:sz w:val="28"/>
           <w:szCs w:val="36"/>
         </w:rPr>
-        <w:t>まとめ</w:t>
-      </w:r>
-      <w:bookmarkEnd w:id="1"/>
-    </w:p>
-    <w:p/>
-    <w:p/>
-    <w:p/>
-    <w:p>
-      <w:pPr>
+      </w:pPr>
+      <w:r>
         <w:rPr>
           <w:b/>
           <w:bCs/>
           <w:sz w:val="28"/>
           <w:szCs w:val="36"/>
         </w:rPr>
-      </w:pPr>
-      <w:bookmarkStart w:id="2" w:name="動作環境"/>
+        <w:t>DOTween</w:t>
+      </w:r>
       <w:r>
         <w:rPr>
           <w:rFonts w:hint="eastAsia"/>
@@ -253,16 +530,273 @@
           <w:sz w:val="28"/>
           <w:szCs w:val="36"/>
         </w:rPr>
-        <w:t>動作</w:t>
-      </w:r>
-      <w:r>
-        <w:rPr>
-          <w:rFonts w:hint="eastAsia"/>
+        <w:t>とは</w:t>
+      </w:r>
+    </w:p>
+    <w:p/>
+    <w:p/>
+    <w:p>
+      <w:pPr>
+        <w:rPr>
+          <w:rFonts w:hint="eastAsia"/>
+        </w:rPr>
+      </w:pPr>
+    </w:p>
+    <w:p>
+      <w:pPr>
+        <w:rPr>
           <w:b/>
           <w:bCs/>
           <w:sz w:val="28"/>
           <w:szCs w:val="36"/>
         </w:rPr>
+      </w:pPr>
+      <w:r>
+        <w:rPr>
+          <w:rFonts w:hint="eastAsia"/>
+          <w:b/>
+          <w:bCs/>
+          <w:sz w:val="28"/>
+          <w:szCs w:val="36"/>
+        </w:rPr>
+        <w:t>処理の書き方</w:t>
+      </w:r>
+    </w:p>
+    <w:p>
+      <w:pPr>
+        <w:rPr>
+          <w:rFonts w:hint="eastAsia"/>
+        </w:rPr>
+      </w:pPr>
+    </w:p>
+    <w:p/>
+    <w:p/>
+    <w:p>
+      <w:pPr>
+        <w:rPr>
+          <w:rFonts w:hint="eastAsia"/>
+          <w:b/>
+          <w:bCs/>
+          <w:sz w:val="28"/>
+          <w:szCs w:val="36"/>
+        </w:rPr>
+      </w:pPr>
+      <w:r>
+        <w:rPr>
+          <w:b/>
+          <w:bCs/>
+          <w:sz w:val="28"/>
+          <w:szCs w:val="36"/>
+        </w:rPr>
+        <w:t>Sequence</w:t>
+      </w:r>
+      <w:r>
+        <w:rPr>
+          <w:rFonts w:hint="eastAsia"/>
+          <w:b/>
+          <w:bCs/>
+          <w:sz w:val="28"/>
+          <w:szCs w:val="36"/>
+        </w:rPr>
+        <w:t>とは</w:t>
+      </w:r>
+    </w:p>
+    <w:p/>
+    <w:p/>
+    <w:p>
+      <w:pPr>
+        <w:rPr>
+          <w:rFonts w:hint="eastAsia"/>
+        </w:rPr>
+      </w:pPr>
+    </w:p>
+    <w:p>
+      <w:pPr>
+        <w:rPr>
+          <w:b/>
+          <w:bCs/>
+          <w:sz w:val="28"/>
+          <w:szCs w:val="36"/>
+        </w:rPr>
+      </w:pPr>
+      <w:r>
+        <w:rPr>
+          <w:rFonts w:hint="eastAsia"/>
+          <w:b/>
+          <w:bCs/>
+          <w:sz w:val="28"/>
+          <w:szCs w:val="36"/>
+        </w:rPr>
+        <w:t>イージング</w:t>
+      </w:r>
+    </w:p>
+    <w:p>
+      <w:hyperlink r:id="rId7" w:history="1">
+        <w:r>
+          <w:rPr>
+            <w:rStyle w:val="af"/>
+          </w:rPr>
+          <w:t>https://aketama.work/easing-list</w:t>
+        </w:r>
+      </w:hyperlink>
+    </w:p>
+    <w:p>
+      <w:hyperlink r:id="rId8" w:history="1">
+        <w:r>
+          <w:rPr>
+            <w:rStyle w:val="af"/>
+          </w:rPr>
+          <w:t>https://easings.net/ja</w:t>
+        </w:r>
+      </w:hyperlink>
+    </w:p>
+    <w:p>
+      <w:hyperlink r:id="rId9" w:history="1">
+        <w:r>
+          <w:rPr>
+            <w:rStyle w:val="af"/>
+          </w:rPr>
+          <w:t>https://game-ui.net/?p=835</w:t>
+        </w:r>
+      </w:hyperlink>
+    </w:p>
+    <w:p>
+      <w:pPr>
+        <w:rPr>
+          <w:rFonts w:hint="eastAsia"/>
+        </w:rPr>
+      </w:pPr>
+    </w:p>
+    <w:p>
+      <w:pPr>
+        <w:rPr>
+          <w:rFonts w:hint="eastAsia"/>
+        </w:rPr>
+      </w:pPr>
+    </w:p>
+    <w:p/>
+    <w:p>
+      <w:pPr>
+        <w:rPr>
+          <w:b/>
+          <w:bCs/>
+          <w:sz w:val="28"/>
+          <w:szCs w:val="36"/>
+        </w:rPr>
+      </w:pPr>
+      <w:proofErr w:type="spellStart"/>
+      <w:r>
+        <w:rPr>
+          <w:b/>
+          <w:bCs/>
+          <w:sz w:val="28"/>
+          <w:szCs w:val="36"/>
+        </w:rPr>
+        <w:t>LetsTry</w:t>
+      </w:r>
+      <w:proofErr w:type="spellEnd"/>
+      <w:r>
+        <w:rPr>
+          <w:b/>
+          <w:bCs/>
+          <w:sz w:val="28"/>
+          <w:szCs w:val="36"/>
+        </w:rPr>
+        <w:t xml:space="preserve"> ~</w:t>
+      </w:r>
+      <w:r>
+        <w:rPr>
+          <w:rFonts w:hint="eastAsia"/>
+          <w:b/>
+          <w:bCs/>
+          <w:sz w:val="28"/>
+          <w:szCs w:val="36"/>
+        </w:rPr>
+        <w:t>動く</w:t>
+      </w:r>
+      <w:r>
+        <w:rPr>
+          <w:b/>
+          <w:bCs/>
+          <w:sz w:val="28"/>
+          <w:szCs w:val="36"/>
+        </w:rPr>
+        <w:t>UI</w:t>
+      </w:r>
+      <w:r>
+        <w:rPr>
+          <w:rFonts w:hint="eastAsia"/>
+          <w:b/>
+          <w:bCs/>
+          <w:sz w:val="28"/>
+          <w:szCs w:val="36"/>
+        </w:rPr>
+        <w:t>ボタンの作成</w:t>
+      </w:r>
+      <w:r>
+        <w:rPr>
+          <w:b/>
+          <w:bCs/>
+          <w:sz w:val="28"/>
+          <w:szCs w:val="36"/>
+        </w:rPr>
+        <w:t>~</w:t>
+      </w:r>
+    </w:p>
+    <w:p>
+      <w:pPr>
+        <w:rPr>
+          <w:rFonts w:hint="eastAsia"/>
+        </w:rPr>
+      </w:pPr>
+    </w:p>
+    <w:p/>
+    <w:p/>
+    <w:p>
+      <w:bookmarkStart w:id="1" w:name="まとめ"/>
+      <w:r>
+        <w:rPr>
+          <w:rFonts w:hint="eastAsia"/>
+          <w:b/>
+          <w:bCs/>
+          <w:sz w:val="28"/>
+          <w:szCs w:val="36"/>
+        </w:rPr>
+        <w:t>まとめ</w:t>
+      </w:r>
+      <w:bookmarkEnd w:id="1"/>
+    </w:p>
+    <w:p/>
+    <w:p/>
+    <w:p/>
+    <w:p>
+      <w:pPr>
+        <w:rPr>
+          <w:b/>
+          <w:bCs/>
+          <w:sz w:val="28"/>
+          <w:szCs w:val="36"/>
+        </w:rPr>
+      </w:pPr>
+      <w:bookmarkStart w:id="2" w:name="動作環境"/>
+      <w:r>
+        <w:rPr>
+          <w:rFonts w:hint="eastAsia"/>
+          <w:b/>
+          <w:bCs/>
+          <w:sz w:val="28"/>
+          <w:szCs w:val="36"/>
+        </w:rPr>
+        <w:t>動作</w:t>
+      </w:r>
+      <w:r>
+        <w:rPr>
+          <w:rFonts w:hint="eastAsia"/>
+          <w:b/>
+          <w:bCs/>
+          <w:sz w:val="28"/>
+          <w:szCs w:val="36"/>
+        </w:rPr>
         <w:t>環境</w:t>
       </w:r>
     </w:p>
@@ -277,7 +811,7 @@
       <w:r>
         <w:t xml:space="preserve">6000.3.9f1( </w:t>
       </w:r>
-      <w:hyperlink r:id="rId7" w:history="1">
+      <w:hyperlink r:id="rId10" w:history="1">
         <w:r>
           <w:rPr>
             <w:rStyle w:val="af"/>
@@ -296,7 +830,7 @@
         </w:rPr>
         <w:t>リポジトリ：</w:t>
       </w:r>
-      <w:hyperlink r:id="rId8" w:history="1">
+      <w:hyperlink r:id="rId11" w:history="1">
         <w:r>
           <w:rPr>
             <w:rStyle w:val="af"/>
@@ -415,10 +949,10 @@
       </w:pPr>
     </w:p>
     <w:sectPr>
-      <w:footerReference w:type="even" r:id="rId9"/>
-      <w:footerReference w:type="default" r:id="rId10"/>
-      <w:headerReference w:type="first" r:id="rId11"/>
-      <w:footerReference w:type="first" r:id="rId12"/>
+      <w:footerReference w:type="even" r:id="rId12"/>
+      <w:footerReference w:type="default" r:id="rId13"/>
+      <w:headerReference w:type="first" r:id="rId14"/>
+      <w:footerReference w:type="first" r:id="rId15"/>
       <w:pgSz w:w="11906" w:h="16838"/>
       <w:pgMar w:top="1985" w:right="1701" w:bottom="1701" w:left="1701" w:header="851" w:footer="992" w:gutter="0"/>
       <w:cols w:space="425"/>
@@ -870,7 +1404,7 @@
         <w:rFonts w:hint="default"/>
       </w:rPr>
     </w:lvl>
-    <w:lvl w:ilvl="1" w:tplc="04090017" w:tentative="1">
+    <w:lvl w:ilvl="1" w:tplc="04090017">
       <w:start w:val="1"/>
       <w:numFmt w:val="aiueoFullWidth"/>
       <w:lvlText w:val="(%2)"/>
@@ -879,7 +1413,7 @@
         <w:ind w:left="880" w:hanging="440"/>
       </w:pPr>
     </w:lvl>
-    <w:lvl w:ilvl="2" w:tplc="04090011" w:tentative="1">
+    <w:lvl w:ilvl="2" w:tplc="04090011">
       <w:start w:val="1"/>
       <w:numFmt w:val="decimalEnclosedCircle"/>
       <w:lvlText w:val="%3"/>
@@ -2599,6 +3133,7 @@
     <w:rsid w:val="003B2FF2"/>
     <w:rsid w:val="004E656A"/>
     <w:rsid w:val="00572560"/>
+    <w:rsid w:val="005F7BC2"/>
     <w:rsid w:val="00774C6E"/>
     <w:rsid w:val="00812C3C"/>
     <w:rsid w:val="009F3E28"/>
